--- a/Files/P0_Orientation.docx
+++ b/Files/P0_Orientation.docx
@@ -26,11 +26,11 @@
     </w:p>
     <w:p>
       <w:pPr>
+        <w:jc w:val="center"/>
         <w:rPr>
           <w:b/>
           <w:bCs/>
           <w:color w:val="EE0000"/>
-          <w:u w:val="single"/>
         </w:rPr>
       </w:pPr>
       <w:r>
@@ -38,27 +38,8 @@
           <w:b/>
           <w:bCs/>
           <w:color w:val="EE0000"/>
-          <w:u w:val="single"/>
         </w:rPr>
         <w:t>PROJECT 0 – Orientation</w:t>
-      </w:r>
-      <w:r>
-        <w:rPr>
-          <w:b/>
-          <w:bCs/>
-          <w:color w:val="EE0000"/>
-          <w:u w:val="single"/>
-        </w:rPr>
-        <w:t>:</w:t>
-      </w:r>
-      <w:r>
-        <w:rPr>
-          <w:b/>
-          <w:bCs/>
-          <w:color w:val="EE0000"/>
-          <w:u w:val="single"/>
-        </w:rPr>
-        <w:t xml:space="preserve"> </w:t>
       </w:r>
     </w:p>
     <w:p>
@@ -2159,6 +2140,7 @@
   <w:style w:type="character" w:default="1" w:styleId="DefaultParagraphFont">
     <w:name w:val="Default Paragraph Font"/>
     <w:uiPriority w:val="1"/>
+    <w:semiHidden/>
     <w:unhideWhenUsed/>
   </w:style>
   <w:style w:type="table" w:default="1" w:styleId="TableNormal">
